--- a/docs/export/handover/2026-10-19_s1-tv3_deepseek-llm.docx
+++ b/docs/export/handover/2026-10-19_s1-tv3_deepseek-llm.docx
@@ -940,7 +940,27 @@
         <w:t>backend</w:t>
       </w:r>
       <w:r>
-        <w:t>, chạy trên cổng 8001:</w:t>
+        <w:t xml:space="preserve">, chạy trên cổng </w:t>
+      </w:r>
+      <w:r>
+        <w:rPr>
+          <w:rFonts w:ascii="Consolas" w:hAnsi="Consolas"/>
+          <w:sz w:val="19"/>
+        </w:rPr>
+        <w:t>API_PORT</w:t>
+      </w:r>
+      <w:r>
+        <w:t xml:space="preserve"> (mặc định 18000 — dự án không dùng cổng mặc định, xem </w:t>
+      </w:r>
+      <w:r>
+        <w:rPr>
+          <w:color w:val="0969DA"/>
+          <w:u w:val="single"/>
+        </w:rPr>
+        <w:t>`quy_uoc.md`</w:t>
+      </w:r>
+      <w:r>
+        <w:t xml:space="preserve"> §8):</w:t>
       </w:r>
     </w:p>
     <w:tbl>
@@ -969,7 +989,7 @@
                 <w:color w:val="24292F"/>
                 <w:sz w:val="17"/>
               </w:rPr>
-              <w:t>.\.venv\Scripts\python.exe -m uvicorn --factory app.main:create_app --host 0.0.0.0 --port 8001 --reload</w:t>
+              <w:t>.\.venv\Scripts\python.exe -m uvicorn --factory app.main:create_app --host 0.0.0.0 --port 18000 --reload</w:t>
             </w:r>
           </w:p>
         </w:tc>
